--- a/resume/Kevin_Monsen_Resume.docx
+++ b/resume/Kevin_Monsen_Resume.docx
@@ -108,7 +108,7 @@
           <w:sz w:val="20"/>
           <w:szCs w:val="20"/>
         </w:rPr>
-        <w:t xml:space="preserve">   GPA: 4.15</w:t>
+        <w:t xml:space="preserve">   GPA: 4.0</w:t>
       </w:r>
       <w:r>
         <w:t xml:space="preserve">	</w:t>

--- a/resume/Kevin_Monsen_Resume.docx
+++ b/resume/Kevin_Monsen_Resume.docx
@@ -1178,6 +1178,24 @@
           <w:szCs w:val="20"/>
         </w:rPr>
         <w:t xml:space="preserve"> facility requiring daily compliance logging, operational checks, and communication with stakeholders.</w:t>
+      </w:r>
+    </w:p>
+    <w:p>
+      <w:pPr>
+        <w:pStyle w:val="ListParagraph"/>
+        <w:numPr>
+          <w:ilvl w:val="0"/>
+          <w:numId w:val="2"/>
+        </w:numPr>
+        <w:spacing w:after="20" w:before="20"/>
+      </w:pPr>
+      <w:r>
+        <w:rPr>
+          <w:rFonts w:ascii="Calibri" w:cs="Calibri" w:eastAsia="Calibri" w:hAnsi="Calibri"/>
+          <w:sz w:val="20"/>
+          <w:szCs w:val="20"/>
+        </w:rPr>
+        <w:t xml:space="preserve">Led two trainings for swim instructors and lifeguards to ensure compliance and review skills and expectations.</w:t>
       </w:r>
     </w:p>
     <w:p>

--- a/resume/Kevin_Monsen_Resume.docx
+++ b/resume/Kevin_Monsen_Resume.docx
@@ -1086,15 +1086,15 @@
           <w:sz w:val="20"/>
           <w:szCs w:val="20"/>
         </w:rPr>
-        <w:t xml:space="preserve">Fairbrae Swim and Racquet Club, Sunnyvale, CA: </w:t>
-      </w:r>
-      <w:r>
-        <w:rPr>
-          <w:rFonts w:ascii="Calibri" w:cs="Calibri" w:eastAsia="Calibri" w:hAnsi="Calibri"/>
-          <w:sz w:val="20"/>
-          <w:szCs w:val="20"/>
-        </w:rPr>
-        <w:t xml:space="preserve">Senior Lifeguard (30 hours/week)</w:t>
+        <w:t xml:space="preserve">Fairbrae Swim and Racquet Club: </w:t>
+      </w:r>
+      <w:r>
+        <w:rPr>
+          <w:rFonts w:ascii="Calibri" w:cs="Calibri" w:eastAsia="Calibri" w:hAnsi="Calibri"/>
+          <w:sz w:val="20"/>
+          <w:szCs w:val="20"/>
+        </w:rPr>
+        <w:t xml:space="preserve">Head Lifeguard (30 hours/week) - Sunnyvale, CA</w:t>
       </w:r>
       <w:r>
         <w:t xml:space="preserve">	</w:t>

--- a/resume/Kevin_Monsen_Resume.docx
+++ b/resume/Kevin_Monsen_Resume.docx
@@ -1094,7 +1094,7 @@
           <w:sz w:val="20"/>
           <w:szCs w:val="20"/>
         </w:rPr>
-        <w:t xml:space="preserve">Head Lifeguard (30 hours/week) - Sunnyvale, CA</w:t>
+        <w:t xml:space="preserve">Senior Lifeguard (30 hours/week) - Sunnyvale, CA</w:t>
       </w:r>
       <w:r>
         <w:t xml:space="preserve">	</w:t>

--- a/resume/Kevin_Monsen_Resume.docx
+++ b/resume/Kevin_Monsen_Resume.docx
@@ -869,6 +869,79 @@
           <w:szCs w:val="20"/>
         </w:rPr>
         <w:t xml:space="preserve"> per year.</w:t>
+      </w:r>
+    </w:p>
+    <w:p>
+      <w:pPr>
+        <w:tabs>
+          <w:tab w:val="right" w:pos="10440"/>
+        </w:tabs>
+        <w:spacing w:after="0" w:before="80"/>
+      </w:pPr>
+      <w:r>
+        <w:rPr>
+          <w:rFonts w:ascii="Calibri" w:cs="Calibri" w:eastAsia="Calibri" w:hAnsi="Calibri"/>
+          <w:b/>
+          <w:bCs/>
+          <w:sz w:val="20"/>
+          <w:szCs w:val="20"/>
+        </w:rPr>
+        <w:t xml:space="preserve">EY Technology Risk Virtual Job Simulation on Forage</w:t>
+      </w:r>
+      <w:r>
+        <w:rPr>
+          <w:rFonts w:ascii="Calibri" w:cs="Calibri" w:eastAsia="Calibri" w:hAnsi="Calibri"/>
+          <w:sz w:val="20"/>
+          <w:szCs w:val="20"/>
+        </w:rPr>
+        <w:t xml:space="preserve"> – EY</w:t>
+      </w:r>
+      <w:r>
+        <w:t xml:space="preserve">	</w:t>
+      </w:r>
+      <w:r>
+        <w:rPr>
+          <w:rFonts w:ascii="Calibri" w:cs="Calibri" w:eastAsia="Calibri" w:hAnsi="Calibri"/>
+          <w:sz w:val="20"/>
+          <w:szCs w:val="20"/>
+        </w:rPr>
+        <w:t xml:space="preserve">August 2026</w:t>
+      </w:r>
+    </w:p>
+    <w:p>
+      <w:pPr>
+        <w:pStyle w:val="ListParagraph"/>
+        <w:numPr>
+          <w:ilvl w:val="0"/>
+          <w:numId w:val="2"/>
+        </w:numPr>
+        <w:spacing w:after="20" w:before="20"/>
+      </w:pPr>
+      <w:r>
+        <w:rPr>
+          <w:rFonts w:ascii="Calibri" w:cs="Calibri" w:eastAsia="Calibri" w:hAnsi="Calibri"/>
+          <w:sz w:val="20"/>
+          <w:szCs w:val="20"/>
+        </w:rPr>
+        <w:t xml:space="preserve">Completed a virtual job simulation involving understanding of typical IT risks and processes for EY’s Tech Risk team.</w:t>
+      </w:r>
+    </w:p>
+    <w:p>
+      <w:pPr>
+        <w:pStyle w:val="ListParagraph"/>
+        <w:numPr>
+          <w:ilvl w:val="0"/>
+          <w:numId w:val="2"/>
+        </w:numPr>
+        <w:spacing w:after="20" w:before="20"/>
+      </w:pPr>
+      <w:r>
+        <w:rPr>
+          <w:rFonts w:ascii="Calibri" w:cs="Calibri" w:eastAsia="Calibri" w:hAnsi="Calibri"/>
+          <w:sz w:val="20"/>
+          <w:szCs w:val="20"/>
+        </w:rPr>
+        <w:t xml:space="preserve">Engaged in practical tasks to improve my relationship building skills, teaming and productivity.</w:t>
       </w:r>
     </w:p>
     <w:p>

--- a/resume/Kevin_Monsen_Resume.docx
+++ b/resume/Kevin_Monsen_Resume.docx
@@ -942,187 +942,6 @@
           <w:szCs w:val="20"/>
         </w:rPr>
         <w:t xml:space="preserve">Engaged in practical tasks to improve my relationship building skills, teaming and productivity.</w:t>
-      </w:r>
-    </w:p>
-    <w:p>
-      <w:pPr>
-        <w:tabs>
-          <w:tab w:val="right" w:pos="10440"/>
-        </w:tabs>
-        <w:spacing w:after="0" w:before="80"/>
-      </w:pPr>
-      <w:r>
-        <w:rPr>
-          <w:rFonts w:ascii="Calibri" w:cs="Calibri" w:eastAsia="Calibri" w:hAnsi="Calibri"/>
-          <w:b/>
-          <w:bCs/>
-          <w:sz w:val="20"/>
-          <w:szCs w:val="20"/>
-        </w:rPr>
-        <w:t xml:space="preserve">AI-Powered Vision Assistance Prototype</w:t>
-      </w:r>
-      <w:r>
-        <w:rPr>
-          <w:rFonts w:ascii="Calibri" w:cs="Calibri" w:eastAsia="Calibri" w:hAnsi="Calibri"/>
-          <w:sz w:val="20"/>
-          <w:szCs w:val="20"/>
-        </w:rPr>
-        <w:t xml:space="preserve"> – Class Project</w:t>
-      </w:r>
-      <w:r>
-        <w:t xml:space="preserve">	</w:t>
-      </w:r>
-      <w:r>
-        <w:rPr>
-          <w:rFonts w:ascii="Calibri" w:cs="Calibri" w:eastAsia="Calibri" w:hAnsi="Calibri"/>
-          <w:sz w:val="20"/>
-          <w:szCs w:val="20"/>
-        </w:rPr>
-        <w:t xml:space="preserve">August–November 2025</w:t>
-      </w:r>
-    </w:p>
-    <w:p>
-      <w:pPr>
-        <w:pStyle w:val="ListParagraph"/>
-        <w:numPr>
-          <w:ilvl w:val="0"/>
-          <w:numId w:val="2"/>
-        </w:numPr>
-        <w:spacing w:after="20" w:before="20"/>
-      </w:pPr>
-      <w:r>
-        <w:rPr>
-          <w:rFonts w:ascii="Calibri" w:cs="Calibri" w:eastAsia="Calibri" w:hAnsi="Calibri"/>
-          <w:sz w:val="20"/>
-          <w:szCs w:val="20"/>
-        </w:rPr>
-        <w:t xml:space="preserve">Prototyped a real-time safety device using </w:t>
-      </w:r>
-      <w:r>
-        <w:rPr>
-          <w:rFonts w:ascii="Calibri" w:cs="Calibri" w:eastAsia="Calibri" w:hAnsi="Calibri"/>
-          <w:b/>
-          <w:bCs/>
-          <w:sz w:val="20"/>
-          <w:szCs w:val="20"/>
-        </w:rPr>
-        <w:t xml:space="preserve">Raspberry Pi</w:t>
-      </w:r>
-      <w:r>
-        <w:rPr>
-          <w:rFonts w:ascii="Calibri" w:cs="Calibri" w:eastAsia="Calibri" w:hAnsi="Calibri"/>
-          <w:sz w:val="20"/>
-          <w:szCs w:val="20"/>
-        </w:rPr>
-        <w:t xml:space="preserve">, sensors, camera, and audio alerts for visually impaired users with </w:t>
-      </w:r>
-      <w:r>
-        <w:rPr>
-          <w:rFonts w:ascii="Calibri" w:cs="Calibri" w:eastAsia="Calibri" w:hAnsi="Calibri"/>
-          <w:b/>
-          <w:bCs/>
-          <w:sz w:val="20"/>
-          <w:szCs w:val="20"/>
-        </w:rPr>
-        <w:t xml:space="preserve">25 millisecond</w:t>
-      </w:r>
-      <w:r>
-        <w:rPr>
-          <w:rFonts w:ascii="Calibri" w:cs="Calibri" w:eastAsia="Calibri" w:hAnsi="Calibri"/>
-          <w:sz w:val="20"/>
-          <w:szCs w:val="20"/>
-        </w:rPr>
-        <w:t xml:space="preserve"> response time and </w:t>
-      </w:r>
-      <w:r>
-        <w:rPr>
-          <w:rFonts w:ascii="Calibri" w:cs="Calibri" w:eastAsia="Calibri" w:hAnsi="Calibri"/>
-          <w:b/>
-          <w:bCs/>
-          <w:sz w:val="20"/>
-          <w:szCs w:val="20"/>
-        </w:rPr>
-        <w:t xml:space="preserve">99% accuracy</w:t>
-      </w:r>
-      <w:r>
-        <w:rPr>
-          <w:rFonts w:ascii="Calibri" w:cs="Calibri" w:eastAsia="Calibri" w:hAnsi="Calibri"/>
-          <w:sz w:val="20"/>
-          <w:szCs w:val="20"/>
-        </w:rPr>
-        <w:t xml:space="preserve">.</w:t>
-      </w:r>
-    </w:p>
-    <w:p>
-      <w:pPr>
-        <w:pStyle w:val="ListParagraph"/>
-        <w:numPr>
-          <w:ilvl w:val="0"/>
-          <w:numId w:val="2"/>
-        </w:numPr>
-        <w:spacing w:after="20" w:before="20"/>
-      </w:pPr>
-      <w:r>
-        <w:rPr>
-          <w:rFonts w:ascii="Calibri" w:cs="Calibri" w:eastAsia="Calibri" w:hAnsi="Calibri"/>
-          <w:sz w:val="20"/>
-          <w:szCs w:val="20"/>
-        </w:rPr>
-        <w:t xml:space="preserve">Leveraged AI-assisted development (</w:t>
-      </w:r>
-      <w:r>
-        <w:rPr>
-          <w:rFonts w:ascii="Calibri" w:cs="Calibri" w:eastAsia="Calibri" w:hAnsi="Calibri"/>
-          <w:b/>
-          <w:bCs/>
-          <w:sz w:val="20"/>
-          <w:szCs w:val="20"/>
-        </w:rPr>
-        <w:t xml:space="preserve">Gemini</w:t>
-      </w:r>
-      <w:r>
-        <w:rPr>
-          <w:rFonts w:ascii="Calibri" w:cs="Calibri" w:eastAsia="Calibri" w:hAnsi="Calibri"/>
-          <w:sz w:val="20"/>
-          <w:szCs w:val="20"/>
-        </w:rPr>
-        <w:t xml:space="preserve">, </w:t>
-      </w:r>
-      <w:r>
-        <w:rPr>
-          <w:rFonts w:ascii="Calibri" w:cs="Calibri" w:eastAsia="Calibri" w:hAnsi="Calibri"/>
-          <w:b/>
-          <w:bCs/>
-          <w:sz w:val="20"/>
-          <w:szCs w:val="20"/>
-        </w:rPr>
-        <w:t xml:space="preserve">GitHub Copilot</w:t>
-      </w:r>
-      <w:r>
-        <w:rPr>
-          <w:rFonts w:ascii="Calibri" w:cs="Calibri" w:eastAsia="Calibri" w:hAnsi="Calibri"/>
-          <w:sz w:val="20"/>
-          <w:szCs w:val="20"/>
-        </w:rPr>
-        <w:t xml:space="preserve">) to accelerate prototyping and identify and resolve </w:t>
-      </w:r>
-      <w:r>
-        <w:rPr>
-          <w:rFonts w:ascii="Calibri" w:cs="Calibri" w:eastAsia="Calibri" w:hAnsi="Calibri"/>
-          <w:b/>
-          <w:bCs/>
-          <w:sz w:val="20"/>
-          <w:szCs w:val="20"/>
-        </w:rPr>
-        <w:t xml:space="preserve">7 critical bugs</w:t>
-      </w:r>
-      <w:r>
-        <w:rPr>
-          <w:rFonts w:ascii="Calibri" w:cs="Calibri" w:eastAsia="Calibri" w:hAnsi="Calibri"/>
-          <w:sz w:val="20"/>
-          <w:szCs w:val="20"/>
-        </w:rPr>
-        <w:t xml:space="preserve"> while maintaining clean, readable code.</w:t>
       </w:r>
     </w:p>
     <w:p>

--- a/resume/Kevin_Monsen_Resume.docx
+++ b/resume/Kevin_Monsen_Resume.docx
@@ -941,7 +941,7 @@
           <w:sz w:val="20"/>
           <w:szCs w:val="20"/>
         </w:rPr>
-        <w:t xml:space="preserve">Engaged in practical tasks to improve my relationship building skills, teaming and productivity.</w:t>
+        <w:t xml:space="preserve">Engaged in practical tasks to improve relationship building skills, teaming and productivity, and audit assesments.</w:t>
       </w:r>
     </w:p>
     <w:p>

--- a/resume/Kevin_Monsen_Resume.docx
+++ b/resume/Kevin_Monsen_Resume.docx
@@ -886,15 +886,15 @@
           <w:sz w:val="20"/>
           <w:szCs w:val="20"/>
         </w:rPr>
-        <w:t xml:space="preserve">EY Technology Risk Virtual Job Simulation on Forage</w:t>
-      </w:r>
-      <w:r>
-        <w:rPr>
-          <w:rFonts w:ascii="Calibri" w:cs="Calibri" w:eastAsia="Calibri" w:hAnsi="Calibri"/>
-          <w:sz w:val="20"/>
-          <w:szCs w:val="20"/>
-        </w:rPr>
-        <w:t xml:space="preserve"> – EY</w:t>
+        <w:t xml:space="preserve">EY Technology Risk Virtual Job Simulation</w:t>
+      </w:r>
+      <w:r>
+        <w:rPr>
+          <w:rFonts w:ascii="Calibri" w:cs="Calibri" w:eastAsia="Calibri" w:hAnsi="Calibri"/>
+          <w:sz w:val="20"/>
+          <w:szCs w:val="20"/>
+        </w:rPr>
+        <w:t xml:space="preserve"> – Ernst &amp; Young</w:t>
       </w:r>
       <w:r>
         <w:t xml:space="preserve">	</w:t>

--- a/resume/Kevin_Monsen_Resume.docx
+++ b/resume/Kevin_Monsen_Resume.docx
@@ -62,7 +62,7 @@
           <w:sz w:val="20"/>
           <w:szCs w:val="20"/>
         </w:rPr>
-        <w:t xml:space="preserve">Cybersecurity-focused Computer Science student with experience in incident response forensics, IT controls documentation, and change management seeking an IT and networking related internship.</w:t>
+        <w:t xml:space="preserve">Cybersecurity-focused computer science student with experience in incident response, digital forensics, IT controls documentation, and change management, seeking an IT and networking internship.</w:t>
       </w:r>
     </w:p>
     <w:p>
@@ -269,7 +269,7 @@
           <w:sz w:val="20"/>
           <w:szCs w:val="20"/>
         </w:rPr>
-        <w:t xml:space="preserve">Google Workspace, Unifi / Ubiquiti, Blynk IoT, Windows, macOS, Linux, Jira, Raspberry Pi, ESP32, Tailscale, Parsec</w:t>
+        <w:t xml:space="preserve">Google Workspace, UniFi / Ubiquiti, Blynk IoT, Windows, macOS, Linux, Jira, Raspberry Pi, ESP32, Tailscale, Parsec</w:t>
       </w:r>
     </w:p>
     <w:p>
@@ -433,7 +433,7 @@
           <w:sz w:val="20"/>
           <w:szCs w:val="20"/>
         </w:rPr>
-        <w:t xml:space="preserve">Completed a CTF-style incident response exercise combining log analysis, anomaly detection, control gap identification, and structured incident documentation following audit-quality methodology.</w:t>
+        <w:t xml:space="preserve">Completed a CTF-style incident response exercise combining log analysis, anomaly detection, control gap identification, and structured incident documentation using audit-quality methodology.</w:t>
       </w:r>
     </w:p>
     <w:p>
@@ -524,7 +524,7 @@
           <w:sz w:val="20"/>
           <w:szCs w:val="20"/>
         </w:rPr>
-        <w:t xml:space="preserve"> and </w:t>
+        <w:t xml:space="preserve"> and the </w:t>
       </w:r>
       <w:r>
         <w:rPr>
@@ -651,7 +651,7 @@
           <w:sz w:val="20"/>
           <w:szCs w:val="20"/>
         </w:rPr>
-        <w:t xml:space="preserve">Managed a zero-downtime change management migration of </w:t>
+        <w:t xml:space="preserve">Managed a zero-downtime change-management migration of </w:t>
       </w:r>
       <w:r>
         <w:rPr>
@@ -923,7 +923,7 @@
           <w:sz w:val="20"/>
           <w:szCs w:val="20"/>
         </w:rPr>
-        <w:t xml:space="preserve">Completed a virtual job simulation involving understanding of typical IT risks and processes for EY’s Tech Risk team.</w:t>
+        <w:t xml:space="preserve">Completed a virtual job simulation covering common IT risks and processes within EY's Tech Risk team.</w:t>
       </w:r>
     </w:p>
     <w:p>
@@ -941,7 +941,7 @@
           <w:sz w:val="20"/>
           <w:szCs w:val="20"/>
         </w:rPr>
-        <w:t xml:space="preserve">Engaged in practical tasks to improve relationship building skills, teaming and productivity, and audit assesments.</w:t>
+        <w:t xml:space="preserve">Engaged in practical tasks to improve relationship-building, teamwork, productivity, and audit assessment skills.</w:t>
       </w:r>
     </w:p>
     <w:p>
@@ -1069,7 +1069,7 @@
           <w:sz w:val="20"/>
           <w:szCs w:val="20"/>
         </w:rPr>
-        <w:t xml:space="preserve"> facility requiring daily compliance logging, operational checks, and communication with stakeholders.</w:t>
+        <w:t xml:space="preserve"> facility, including daily compliance logging, operational checks, and stakeholder communication.</w:t>
       </w:r>
     </w:p>
     <w:p>
@@ -1087,7 +1087,7 @@
           <w:sz w:val="20"/>
           <w:szCs w:val="20"/>
         </w:rPr>
-        <w:t xml:space="preserve">Led two trainings for swim instructors and lifeguards to ensure compliance and review skills and expectations.</w:t>
+        <w:t xml:space="preserve">Led two trainings for swim instructors and lifeguards to ensure compliance and reinforce skills and expectations.</w:t>
       </w:r>
     </w:p>
     <w:p>
